--- a/docs/Termeni și Condiții.docx
+++ b/docs/Termeni și Condiții.docx
@@ -421,7 +421,7 @@
           <w:szCs w:val="24"/>
           <w:rtl w:val="0"/>
         </w:rPr>
-        <w:t xml:space="preserve">Datele cadastrale afișate sunt preluate din sursele publice și au exclusiv titlu informativ; ele nu produc consecințe juridice. Pentru certitudine juridică este necesar extrasul oficial din Registrul bunurilor imobile. Furnizorul nu garantează exhaustivitatea sau actualitatea datelor publice.</w:t>
+        <w:t xml:space="preserve">Datele cadastrale afișate sunt preluate din sursa oficială (Registrul bunurilor imobile, prin Agenția de Guvernare Electronică, platforma MConnect) și au exclusiv titlu informativ; ele nu produc consecințe juridice. Pentru certitudine juridică este necesar extrasul oficial din Registrul bunurilor imobile. Furnizorul nu garantează exhaustivitatea sau actualitatea datelor furnizate de registru. Verificarea reflectă starea imobilului la momentul interogării, nu înlocuiește extrasul din Registrul bunurilor imobile și nu constituie o concluzie juridică.</w:t>
       </w:r>
     </w:p>
     <w:p>
@@ -993,7 +993,7 @@
           <w:szCs w:val="24"/>
           <w:rtl w:val="0"/>
         </w:rPr>
-        <w:t xml:space="preserve">Termenii pot fi actualizați; versiunea în vigoare se publică în Aplicație. Data ultimei actualizări: 20.06.2026.</w:t>
+        <w:t xml:space="preserve">Termenii pot fi actualizați; versiunea în vigoare se publică în Aplicație. Data ultimei actualizări: 23.10.2026.</w:t>
       </w:r>
     </w:p>
     <w:p>
